--- a/daily-reports/2026-08-25/report.docx
+++ b/daily-reports/2026-08-25/report.docx
@@ -28,28 +28,28 @@
         <w:pStyle w:val="Heading2"/>
       </w:pPr>
       <w:r>
-        <w:t>1. MengTo/threeui  ⭐ 3,596</w:t>
+        <w:t>1. MengTo/threeui  ⭐ 3,609</w:t>
       </w:r>
     </w:p>
     <w:p>
       <w:r>
-        <w:t>语言：HTML ｜ Stars：3,596 ｜ Forks：349</w:t>
+        <w:t>语言：HTML ｜ Stars：3,609 ｜ Forks：350</w:t>
         <w:br/>
       </w:r>
       <w:r>
-        <w:t>这是什么：ThreeUI 是一个开源的 UI 组件库，提供了大量交互式组件和完整的源代码，方便开发者快速构建现代网页界面。</w:t>
+        <w:t>这是什么：这是一个开源的 ThreeUI 组件库，里面有很多可以直接使用的交互组件，并且提供了完整的源代码。你可以把它想象成一个装满乐高积木的盒子，每块积木都是一个现成的界面部件。</w:t>
         <w:br/>
       </w:r>
       <w:r>
-        <w:t>能用来做什么：你可以直接使用这些组件来搭建网站或应用的前端界面，比如按钮、表单、导航栏等。</w:t>
+        <w:t>能用来做什么：你可以直接把这些组件拿来用在你的网页或应用里，省去自己从零开始写代码的麻烦。</w:t>
         <w:br/>
       </w:r>
       <w:r>
-        <w:t>适用领域：网页开发、前端设计、UI 设计</w:t>
+        <w:t>适用领域：网页开发、前端设计、交互原型制作</w:t>
         <w:br/>
       </w:r>
       <w:r>
-        <w:t>对新手有什么帮助：适合新手学习如何构建美观且交互性强的网页界面，可以直接复制代码使用。</w:t>
+        <w:t>对新手有什么帮助：对于新手来说，这是一个很好的学习资源，你可以通过查看这些组件的代码，了解别人是怎么实现这些漂亮界面的，从而提升自己的编程能力。</w:t>
         <w:br/>
       </w:r>
       <w:r>
@@ -61,28 +61,28 @@
         <w:pStyle w:val="Heading2"/>
       </w:pPr>
       <w:r>
-        <w:t>2. b-nnett/grok-bot-0.18-reconstructed  ⭐ 1,939</w:t>
+        <w:t>2. b-nnett/grok-bot-0.18-reconstructed  ⭐ 1,962</w:t>
       </w:r>
     </w:p>
     <w:p>
       <w:r>
-        <w:t>语言：TypeScript ｜ Stars：1,939 ｜ Forks：2,181</w:t>
+        <w:t>语言：TypeScript ｜ Stars：1,962 ｜ Forks：2,214</w:t>
         <w:br/>
       </w:r>
       <w:r>
-        <w:t>这是什么：这是 Grok Bot 0.18.0 的非官方重构和扩展版本，专为 macOS 设计，提供了源代码。</w:t>
+        <w:t>这是什么：这是一个对 Grok Bot 0.18 版本的重新构建和扩展，主要针对 macOS 系统。它试图还原并增强这个机器人的功能。</w:t>
         <w:br/>
       </w:r>
       <w:r>
-        <w:t>能用来做什么：用于在 macOS 上运行或研究 Grok Bot 的功能，可能涉及自动化或聊天机器人应用。</w:t>
+        <w:t>能用来做什么：如果你对 Grok Bot 感兴趣，或者想在 macOS 上使用它，这个项目可以让你体验其功能，甚至进行二次开发。</w:t>
         <w:br/>
       </w:r>
       <w:r>
-        <w:t>适用领域：聊天机器人、自动化、macOS 开发</w:t>
+        <w:t>适用领域：人工智能、聊天机器人、macOS 应用开发</w:t>
         <w:br/>
       </w:r>
       <w:r>
-        <w:t>对新手有什么帮助：对于想了解聊天机器人工作原理或进行二次开发的开发者，这是一个很好的学习资源。</w:t>
+        <w:t>对新手有什么帮助：对于新手，这个项目可以让你了解一个真实机器人项目的结构，学习如何用 TypeScript 进行开发，但可能需要一些基础。</w:t>
         <w:br/>
       </w:r>
       <w:r>
@@ -94,28 +94,28 @@
         <w:pStyle w:val="Heading2"/>
       </w:pPr>
       <w:r>
-        <w:t>3. duty1g/x64dbg-mcp-server  ⭐ 1,252</w:t>
+        <w:t>3. duty1g/x64dbg-mcp-server  ⭐ 1,258</w:t>
       </w:r>
     </w:p>
     <w:p>
       <w:r>
-        <w:t>语言：Zig ｜ Stars：1,252 ｜ Forks：124</w:t>
+        <w:t>语言：Zig ｜ Stars：1,258 ｜ Forks：124</w:t>
         <w:br/>
       </w:r>
       <w:r>
-        <w:t>这是什么：x64dbg-MCP Server 是一个为 x64dbg 调试器开发的插件，它通过 HTTP 暴露调试器的全部功能，让 AI 助手能够控制调试器进行断点设置、单步执行、内存读取等操作。</w:t>
+        <w:t>这是什么：这是一个为 x64dbg 调试器开发的插件，它让调试器可以通过 HTTP 接口与 AI 助手连接。简单说，就是让你能用 AI 来控制调试器，比如设置断点、查看内存等。</w:t>
         <w:br/>
       </w:r>
       <w:r>
-        <w:t>能用来做什么：你可以连接支持 MCP 的 AI 助手，用自然语言命令来控制 x64dbg 进行程序调试，提高调试效率。</w:t>
+        <w:t>能用来做什么：你可以用它来让 AI 辅助你进行程序调试，比如让 AI 帮你分析代码运行状态，或者自动执行一些调试操作。</w:t>
         <w:br/>
       </w:r>
       <w:r>
-        <w:t>适用领域：软件调试、逆向工程、安全研究</w:t>
+        <w:t>适用领域：软件调试、逆向工程、人工智能辅助开发</w:t>
         <w:br/>
       </w:r>
       <w:r>
-        <w:t>对新手有什么帮助：对于学习逆向工程或调试技巧的新手，这个项目展示了如何将 AI 与调试工具结合，提供了新的学习视角。</w:t>
+        <w:t>对新手有什么帮助：对于新手，这个项目展示了如何将传统工具与 AI 结合，但需要一定的编程和调试基础才能理解。</w:t>
         <w:br/>
       </w:r>
       <w:r>
@@ -127,28 +127,28 @@
         <w:pStyle w:val="Heading2"/>
       </w:pPr>
       <w:r>
-        <w:t>4. tobi/walgit  ⭐ 1,105</w:t>
+        <w:t>4. tobi/walgit  ⭐ 1,112</w:t>
       </w:r>
     </w:p>
     <w:p>
       <w:r>
-        <w:t>语言：Rust ｜ Stars：1,105 ｜ Forks：62</w:t>
+        <w:t>语言：Rust ｜ Stars：1,112 ｜ Forks：62</w:t>
         <w:br/>
       </w:r>
       <w:r>
-        <w:t>这是什么：Walgit 是一个用 Rust 编写的工具，但具体功能描述缺失，可能是一个与 Git 相关的工具。</w:t>
+        <w:t>这是什么：这是一个用 Rust 编写的工具，但描述信息不完整，所以具体功能不明确。从名字猜测，它可能是一个与 Git 相关的工具。</w:t>
         <w:br/>
       </w:r>
       <w:r>
-        <w:t>能用来做什么：由于描述不完整，无法确定具体用途，可能用于 Git 操作或版本控制相关任务。</w:t>
+        <w:t>能用来做什么：由于信息不足，无法确定具体用途，建议查看项目文档或源代码。</w:t>
         <w:br/>
       </w:r>
       <w:r>
-        <w:t>适用领域：版本控制、开发工具</w:t>
+        <w:t>适用领域：版本控制、软件开发工具</w:t>
         <w:br/>
       </w:r>
       <w:r>
-        <w:t>对新手有什么帮助：对于想了解 Rust 编程或 Git 工具开发的开发者，这个项目可能提供参考。</w:t>
+        <w:t>对新手有什么帮助：对于新手，这个项目可能不太适合入门，因为信息不完整，而且 Rust 语言本身有一定难度。</w:t>
         <w:br/>
       </w:r>
       <w:r>
@@ -169,19 +169,19 @@
         <w:br/>
       </w:r>
       <w:r>
-        <w:t>这是什么：这是一个 Codex Skill，用于根据脚本和授权的主持人图片生成经过验证的 AI 主持人视频，支持多种提供商。</w:t>
+        <w:t>这是什么：这是一个用于生成 AI 主持人视频的工具，它可以根据脚本和一张授权的主持人图片，自动生成一个看起来像真人在讲话的视频。</w:t>
         <w:br/>
       </w:r>
       <w:r>
-        <w:t>能用来做什么：你可以用它来自动生成带有 AI 主持人的视频，比如用于教学视频、产品介绍或新闻播报。</w:t>
+        <w:t>能用来做什么：你可以用它来快速制作教学视频、产品介绍视频等，只需要提供文字脚本和一张图片，就能生成视频。</w:t>
         <w:br/>
       </w:r>
       <w:r>
-        <w:t>适用领域：视频制作、内容创作、AI 应用</w:t>
+        <w:t>适用领域：视频制作、教育培训、内容创作</w:t>
         <w:br/>
       </w:r>
       <w:r>
-        <w:t>对新手有什么帮助：对于想学习 AI 视频生成或自动化内容创作的新手，这个项目提供了实用的工具和示例。</w:t>
+        <w:t>对新手有什么帮助：对于新手，这个工具非常友好，你不需要任何视频编辑技能，就能制作出专业的讲解视频，非常适合用来做自媒体或课程。</w:t>
         <w:br/>
       </w:r>
       <w:r>
@@ -220,7 +220,7 @@
       </w:r>
       <w:r>
         <w:br/>
-        <w:t>摘要：OCR It 是一款工具，能从不可复制的文档中提取文本，供大语言模型使用，解决了 PDF 扫描件等场景下的数据输入难题，值得关注因为它扩展了 LLM 的应用范围。</w:t>
+        <w:t>摘要：OCR It 工具旨在从不可复制的文档（如扫描件或图片）中提取文本，以便将其输入到大型语言模型（LLM）中。这解决了数据输入瓶颈，使 LLM 能处理更多样化的文档。</w:t>
       </w:r>
     </w:p>
     <w:p>
@@ -231,7 +231,7 @@
         <w:t>LLMs could control their host machines by exploiting inference engines</w:t>
       </w:r>
       <w:r>
-        <w:t>（👍 107）</w:t>
+        <w:t>（👍 111）</w:t>
       </w:r>
       <w:r>
         <w:br/>
@@ -239,7 +239,7 @@
       </w:r>
       <w:r>
         <w:br/>
-        <w:t>摘要：该新闻讨论了大语言模型可能通过利用推理引擎来操控宿主机器，揭示了潜在的安全风险，值得关注因为它提醒我们重视 AI 系统的安全性。</w:t>
+        <w:t>摘要：该研究探讨了 LLM 可能通过利用推理引擎（即执行模型逻辑的底层系统）来控制其宿主机器的潜在风险。这凸显了随着 AI 系统能力增强，安全措施的重要性。</w:t>
       </w:r>
     </w:p>
     <w:p>
@@ -263,7 +263,7 @@
       </w:r>
       <w:r>
         <w:br/>
-        <w:t>摘要：这篇 arXiv 论文探讨了如何稳定且高效地训练评论家（Critic）模型，提出了新方法，对强化学习领域有重要贡献，值得关注因为它能提升训练效率。</w:t>
+        <w:t>摘要：该论文提出了一种训练评论家（critic）模型的新方法，旨在提高稳定性和效率。评论家模型用于评估或指导其他模型，因此这项研究有助于构建更可靠、更高效的 AI 训练流程。</w:t>
       </w:r>
     </w:p>
     <w:p>
@@ -287,7 +287,7 @@
       </w:r>
       <w:r>
         <w:br/>
-        <w:t>摘要：Visa 大中华区总裁张文翊指出，AI 正在重塑商业，但信任是决定未来商业能走多远的关键，强调了 AI 伦理和信任的重要性，值得关注因为它反映了业界对 AI 发展的深层思考。</w:t>
+        <w:t>摘要：Visa 大中华区总裁张文翊在访谈中强调，AI 正在重塑商业，但信任是决定未来商业能走多远的关键因素。这反映了行业对 AI 伦理和可靠性的关注，对企业和消费者都有启示。</w:t>
       </w:r>
     </w:p>
     <w:p>
@@ -311,7 +311,7 @@
       </w:r>
       <w:r>
         <w:br/>
-        <w:t>摘要：小米发布了三款自研芯片玄戒O3、O100和D100，标志着从手机向全场景 AI 的扩展，值得关注因为这展示了国产芯片在 AI 领域的进步和多元化布局。</w:t>
+        <w:t>摘要：小米发布了三款自研芯片——玄戒 O3、O100 和 D100，标志着其从手机领域向全场景 AI 的扩展。这表明小米在硬件层面的 AI 布局，可能提升其设备性能和生态整合能力。</w:t>
       </w:r>
     </w:p>
     <w:sectPr>
